--- a/3_curso_estrategias_digitales/unidad_1/tarea_1_mapa_conceptual/mapa_conceptual_version_marco_en_formato_u_cuauhtemoc.docx
+++ b/3_curso_estrategias_digitales/unidad_1/tarea_1_mapa_conceptual/mapa_conceptual_version_marco_en_formato_u_cuauhtemoc.docx
@@ -358,6 +358,132 @@
         <w:lastRenderedPageBreak/>
         <w:br w:type="page"/>
       </w:r>
+      <w:proofErr w:type="spellStart"/>
+      <w:r>
+        <w:rPr>
+          <w:color w:val="1F3864" w:themeColor="accent1" w:themeShade="80"/>
+        </w:rPr>
+        <w:lastRenderedPageBreak/>
+        <w:t>Introduccion</w:t>
+      </w:r>
+      <w:proofErr w:type="spellEnd"/>
+    </w:p>
+    <w:p>
+      <w:pPr>
+        <w:rPr>
+          <w:color w:val="1F3864" w:themeColor="accent1" w:themeShade="80"/>
+        </w:rPr>
+      </w:pPr>
+    </w:p>
+    <w:p>
+      <w:pPr>
+        <w:rPr>
+          <w:color w:val="1F3864" w:themeColor="accent1" w:themeShade="80"/>
+        </w:rPr>
+      </w:pPr>
+      <w:r>
+        <w:rPr>
+          <w:color w:val="1F3864" w:themeColor="accent1" w:themeShade="80"/>
+        </w:rPr>
+        <w:t xml:space="preserve">Mapa Mental </w:t>
+      </w:r>
+    </w:p>
+    <w:p>
+      <w:pPr>
+        <w:rPr>
+          <w:color w:val="1F3864" w:themeColor="accent1" w:themeShade="80"/>
+        </w:rPr>
+      </w:pPr>
+    </w:p>
+    <w:p>
+      <w:pPr>
+        <w:rPr>
+          <w:color w:val="1F3864" w:themeColor="accent1" w:themeShade="80"/>
+          <w:lang w:val="es-CO"/>
+        </w:rPr>
+      </w:pPr>
+      <w:r>
+        <w:rPr>
+          <w:color w:val="1F3864" w:themeColor="accent1" w:themeShade="80"/>
+          <w:lang w:val="es-CO"/>
+        </w:rPr>
+        <w:drawing>
+          <wp:inline distT="0" distB="0" distL="0" distR="0" wp14:anchorId="60CCCD9D" wp14:editId="39DAA658">
+            <wp:extent cx="5612130" cy="4811395"/>
+            <wp:effectExtent l="0" t="0" r="7620" b="8255"/>
+            <wp:docPr id="354975496" name="Imagen 2"/>
+            <wp:cNvGraphicFramePr>
+              <a:graphicFrameLocks xmlns:a="http://schemas.openxmlformats.org/drawingml/2006/main" noChangeAspect="1"/>
+            </wp:cNvGraphicFramePr>
+            <a:graphic xmlns:a="http://schemas.openxmlformats.org/drawingml/2006/main">
+              <a:graphicData uri="http://schemas.openxmlformats.org/drawingml/2006/picture">
+                <pic:pic xmlns:pic="http://schemas.openxmlformats.org/drawingml/2006/picture">
+                  <pic:nvPicPr>
+                    <pic:cNvPr id="0" name="Picture 6"/>
+                    <pic:cNvPicPr>
+                      <a:picLocks noChangeAspect="1" noChangeArrowheads="1"/>
+                    </pic:cNvPicPr>
+                  </pic:nvPicPr>
+                  <pic:blipFill>
+                    <a:blip r:embed="rId7">
+                      <a:extLst>
+                        <a:ext uri="{28A0092B-C50C-407E-A947-70E740481C1C}">
+                          <a14:useLocalDpi xmlns:a14="http://schemas.microsoft.com/office/drawing/2010/main" val="0"/>
+                        </a:ext>
+                      </a:extLst>
+                    </a:blip>
+                    <a:srcRect/>
+                    <a:stretch>
+                      <a:fillRect/>
+                    </a:stretch>
+                  </pic:blipFill>
+                  <pic:spPr bwMode="auto">
+                    <a:xfrm>
+                      <a:off x="0" y="0"/>
+                      <a:ext cx="5612130" cy="4811395"/>
+                    </a:xfrm>
+                    <a:prstGeom prst="rect">
+                      <a:avLst/>
+                    </a:prstGeom>
+                    <a:noFill/>
+                    <a:ln>
+                      <a:noFill/>
+                    </a:ln>
+                  </pic:spPr>
+                </pic:pic>
+              </a:graphicData>
+            </a:graphic>
+          </wp:inline>
+        </w:drawing>
+      </w:r>
+    </w:p>
+    <w:p>
+      <w:pPr>
+        <w:rPr>
+          <w:color w:val="1F3864" w:themeColor="accent1" w:themeShade="80"/>
+        </w:rPr>
+      </w:pPr>
+    </w:p>
+    <w:p>
+      <w:pPr>
+        <w:rPr>
+          <w:color w:val="1F3864" w:themeColor="accent1" w:themeShade="80"/>
+        </w:rPr>
+      </w:pPr>
+    </w:p>
+    <w:p>
+      <w:pPr>
+        <w:rPr>
+          <w:color w:val="1F3864" w:themeColor="accent1" w:themeShade="80"/>
+        </w:rPr>
+      </w:pPr>
+    </w:p>
+    <w:p>
+      <w:pPr>
+        <w:rPr>
+          <w:color w:val="1F3864" w:themeColor="accent1" w:themeShade="80"/>
+        </w:rPr>
+      </w:pPr>
     </w:p>
     <w:p>
       <w:pPr>
@@ -454,6 +580,7 @@
           <w:sz w:val="28"/>
           <w:szCs w:val="28"/>
         </w:rPr>
+        <w:lastRenderedPageBreak/>
         <w:drawing>
           <wp:inline distT="0" distB="0" distL="0" distR="0" wp14:anchorId="3E853E6C" wp14:editId="22168C73">
             <wp:extent cx="1663700" cy="1511300"/>
@@ -470,7 +597,7 @@
                     <pic:cNvPicPr/>
                   </pic:nvPicPr>
                   <pic:blipFill>
-                    <a:blip r:embed="rId7">
+                    <a:blip r:embed="rId8">
                       <a:extLst>
                         <a:ext uri="{28A0092B-C50C-407E-A947-70E740481C1C}">
                           <a14:useLocalDpi xmlns:a14="http://schemas.microsoft.com/office/drawing/2010/main" val="0"/>
@@ -577,7 +704,7 @@
                     <pic:cNvPicPr/>
                   </pic:nvPicPr>
                   <pic:blipFill>
-                    <a:blip r:embed="rId8">
+                    <a:blip r:embed="rId9">
                       <a:extLst>
                         <a:ext uri="{28A0092B-C50C-407E-A947-70E740481C1C}">
                           <a14:useLocalDpi xmlns:a14="http://schemas.microsoft.com/office/drawing/2010/main" val="0"/>
@@ -778,7 +905,7 @@
                     <pic:cNvPicPr/>
                   </pic:nvPicPr>
                   <pic:blipFill>
-                    <a:blip r:embed="rId9">
+                    <a:blip r:embed="rId10">
                       <a:extLst>
                         <a:ext uri="{28A0092B-C50C-407E-A947-70E740481C1C}">
                           <a14:useLocalDpi xmlns:a14="http://schemas.microsoft.com/office/drawing/2010/main" val="0"/>
@@ -969,7 +1096,7 @@
                     </pic:cNvPicPr>
                   </pic:nvPicPr>
                   <pic:blipFill>
-                    <a:blip r:embed="rId10">
+                    <a:blip r:embed="rId11">
                       <a:extLst>
                         <a:ext uri="{28A0092B-C50C-407E-A947-70E740481C1C}">
                           <a14:useLocalDpi xmlns:a14="http://schemas.microsoft.com/office/drawing/2010/main" val="0"/>
@@ -1118,7 +1245,7 @@
                     </pic:cNvPicPr>
                   </pic:nvPicPr>
                   <pic:blipFill>
-                    <a:blip r:embed="rId11">
+                    <a:blip r:embed="rId12">
                       <a:extLst>
                         <a:ext uri="{28A0092B-C50C-407E-A947-70E740481C1C}">
                           <a14:useLocalDpi xmlns:a14="http://schemas.microsoft.com/office/drawing/2010/main" val="0"/>
@@ -1235,7 +1362,7 @@
         </w:rPr>
         <w:t>(</w:t>
       </w:r>
-      <w:hyperlink r:id="rId12" w:history="1">
+      <w:hyperlink r:id="rId13" w:history="1">
         <w:r>
           <w:rPr>
             <w:rStyle w:val="Hipervnculo"/>
@@ -1316,7 +1443,7 @@
                     </pic:cNvPicPr>
                   </pic:nvPicPr>
                   <pic:blipFill>
-                    <a:blip r:embed="rId13" cstate="print">
+                    <a:blip r:embed="rId14" cstate="print">
                       <a:extLst>
                         <a:ext uri="{28A0092B-C50C-407E-A947-70E740481C1C}">
                           <a14:useLocalDpi xmlns:a14="http://schemas.microsoft.com/office/drawing/2010/main" val="0"/>
@@ -1523,6 +1650,7 @@
           <w:sz w:val="28"/>
           <w:lang w:eastAsia="es-MX"/>
         </w:rPr>
+        <w:lastRenderedPageBreak/>
         <w:drawing>
           <wp:inline distT="0" distB="0" distL="0" distR="0" wp14:anchorId="083D2D91" wp14:editId="1A100FAA">
             <wp:extent cx="5612130" cy="2086610"/>
@@ -1541,7 +1669,7 @@
                     </pic:cNvPicPr>
                   </pic:nvPicPr>
                   <pic:blipFill>
-                    <a:blip r:embed="rId14" cstate="print"/>
+                    <a:blip r:embed="rId15" cstate="print"/>
                     <a:srcRect l="24013" t="28747" r="22039" b="46202"/>
                     <a:stretch>
                       <a:fillRect/>
@@ -1708,7 +1836,7 @@
                     <pic:cNvPicPr/>
                   </pic:nvPicPr>
                   <pic:blipFill>
-                    <a:blip r:embed="rId8">
+                    <a:blip r:embed="rId9">
                       <a:extLst>
                         <a:ext uri="{28A0092B-C50C-407E-A947-70E740481C1C}">
                           <a14:useLocalDpi xmlns:a14="http://schemas.microsoft.com/office/drawing/2010/main" val="0"/>
@@ -1818,7 +1946,7 @@
                     </pic:cNvPicPr>
                   </pic:nvPicPr>
                   <pic:blipFill>
-                    <a:blip r:embed="rId15" cstate="print">
+                    <a:blip r:embed="rId16" cstate="print">
                       <a:grayscl/>
                       <a:extLst>
                         <a:ext uri="{28A0092B-C50C-407E-A947-70E740481C1C}">
@@ -2286,7 +2414,6 @@
           <w:noProof/>
           <w:lang w:eastAsia="es-MX"/>
         </w:rPr>
-        <w:lastRenderedPageBreak/>
         <w:t xml:space="preserve"> </w:t>
       </w:r>
     </w:p>
@@ -2387,6 +2514,7 @@
           <w:bCs/>
           <w:lang w:val="es-ES_tradnl"/>
         </w:rPr>
+        <w:lastRenderedPageBreak/>
         <w:t>Este es un párrafo de ejemplo.</w:t>
       </w:r>
       <w:r>
@@ -3982,8 +4110,8 @@
       </w:r>
     </w:p>
     <w:sectPr>
-      <w:headerReference w:type="default" r:id="rId16"/>
-      <w:headerReference w:type="first" r:id="rId17"/>
+      <w:headerReference w:type="default" r:id="rId17"/>
+      <w:headerReference w:type="first" r:id="rId18"/>
       <w:pgSz w:w="12240" w:h="15840"/>
       <w:pgMar w:top="1417" w:right="1701" w:bottom="1417" w:left="1701" w:header="1701" w:footer="708" w:gutter="0"/>
       <w:cols w:space="708"/>
@@ -5872,7 +6000,6 @@
   <w:style w:type="character" w:default="1" w:styleId="Fuentedeprrafopredeter">
     <w:name w:val="Default Paragraph Font"/>
     <w:uiPriority w:val="1"/>
-    <w:semiHidden/>
     <w:unhideWhenUsed/>
   </w:style>
   <w:style w:type="table" w:default="1" w:styleId="Tablanormal">
